--- a/docassemble/MotiontoStayExecution/data/templates/Motion_to_Stay_Execution.docx
+++ b/docassemble/MotiontoStayExecution/data/templates/Motion_to_Stay_Execution.docx
@@ -1,6 +1,6 @@
 
 <file path=word/document.xml><?xml version="1.0" encoding="utf-8"?>
-<w:document xmlns:wpc="http://schemas.microsoft.com/office/word/2010/wordprocessingCanvas" xmlns:cx="http://schemas.microsoft.com/office/drawing/2014/chartex" xmlns:cx1="http://schemas.microsoft.com/office/drawing/2015/9/8/chartex" xmlns:cx2="http://schemas.microsoft.com/office/drawing/2015/10/21/chartex" xmlns:cx3="http://schemas.microsoft.com/office/drawing/2016/5/9/chartex" xmlns:cx4="http://schemas.microsoft.com/office/drawing/2016/5/10/chartex" xmlns:cx5="http://schemas.microsoft.com/office/drawing/2016/5/11/chartex" xmlns:cx6="http://schemas.microsoft.com/office/drawing/2016/5/12/chartex" xmlns:cx7="http://schemas.microsoft.com/office/drawing/2016/5/13/chartex" xmlns:cx8="http://schemas.microsoft.com/office/drawing/2016/5/14/chartex" xmlns:mc="http://schemas.openxmlformats.org/markup-compatibility/2006" xmlns:aink="http://schemas.microsoft.com/office/drawing/2016/ink" xmlns:am3d="http://schemas.microsoft.com/office/drawing/2017/model3d" xmlns:o="urn:schemas-microsoft-com:office:office" xmlns:r="http://schemas.openxmlformats.org/officeDocument/2006/relationships" xmlns:m="http://schemas.openxmlformats.org/officeDocument/2006/math" xmlns:v="urn:schemas-microsoft-com:vml" xmlns:wp14="http://schemas.microsoft.com/office/word/2010/wordprocessingDrawing" xmlns:wp="http://schemas.openxmlformats.org/drawingml/2006/wordprocessingDrawing" xmlns:w10="urn:schemas-microsoft-com:office:word" xmlns:w="http://schemas.openxmlformats.org/wordprocessingml/2006/main" xmlns:w14="http://schemas.microsoft.com/office/word/2010/wordml" xmlns:w15="http://schemas.microsoft.com/office/word/2012/wordml" xmlns:w16cex="http://schemas.microsoft.com/office/word/2018/wordml/cex" xmlns:w16cid="http://schemas.microsoft.com/office/word/2016/wordml/cid" xmlns:w16="http://schemas.microsoft.com/office/word/2018/wordml" xmlns:w16sdtdh="http://schemas.microsoft.com/office/word/2020/wordml/sdtdatahash" xmlns:w16se="http://schemas.microsoft.com/office/word/2015/wordml/symex" xmlns:wpg="http://schemas.microsoft.com/office/word/2010/wordprocessingGroup" xmlns:wpi="http://schemas.microsoft.com/office/word/2010/wordprocessingInk" xmlns:wne="http://schemas.microsoft.com/office/word/2006/wordml" xmlns:wps="http://schemas.microsoft.com/office/word/2010/wordprocessingShape" mc:Ignorable="w14 w15 w16se w16cid w16 w16cex w16sdtdh wp14">
+<w:document xmlns:wpc="http://schemas.microsoft.com/office/word/2010/wordprocessingCanvas" xmlns:cx="http://schemas.microsoft.com/office/drawing/2014/chartex" xmlns:cx1="http://schemas.microsoft.com/office/drawing/2015/9/8/chartex" xmlns:cx2="http://schemas.microsoft.com/office/drawing/2015/10/21/chartex" xmlns:cx3="http://schemas.microsoft.com/office/drawing/2016/5/9/chartex" xmlns:cx4="http://schemas.microsoft.com/office/drawing/2016/5/10/chartex" xmlns:cx5="http://schemas.microsoft.com/office/drawing/2016/5/11/chartex" xmlns:cx6="http://schemas.microsoft.com/office/drawing/2016/5/12/chartex" xmlns:cx7="http://schemas.microsoft.com/office/drawing/2016/5/13/chartex" xmlns:cx8="http://schemas.microsoft.com/office/drawing/2016/5/14/chartex" xmlns:mc="http://schemas.openxmlformats.org/markup-compatibility/2006" xmlns:m="http://schemas.openxmlformats.org/officeDocument/2006/math" xmlns:aink="http://schemas.microsoft.com/office/drawing/2016/ink" xmlns:am3d="http://schemas.microsoft.com/office/drawing/2017/model3d" xmlns:oel="http://schemas.microsoft.com/office/2019/extlst" xmlns:r="http://schemas.openxmlformats.org/officeDocument/2006/relationships" xmlns:wp14="http://schemas.microsoft.com/office/word/2010/wordprocessingDrawing" xmlns:wp="http://schemas.openxmlformats.org/drawingml/2006/wordprocessingDrawing" xmlns:wpg="http://schemas.microsoft.com/office/word/2010/wordprocessingGroup" xmlns:wpi="http://schemas.microsoft.com/office/word/2010/wordprocessingInk" xmlns:wps="http://schemas.microsoft.com/office/word/2010/wordprocessingShape" xmlns:o="urn:schemas-microsoft-com:office:office" xmlns:v="urn:schemas-microsoft-com:vml" xmlns:w10="urn:schemas-microsoft-com:office:word" xmlns:w="http://schemas.openxmlformats.org/wordprocessingml/2006/main" xmlns:w14="http://schemas.microsoft.com/office/word/2010/wordml" xmlns:w15="http://schemas.microsoft.com/office/word/2012/wordml" xmlns:w16cex="http://schemas.microsoft.com/office/word/2018/wordml/cex" xmlns:w16cid="http://schemas.microsoft.com/office/word/2016/wordml/cid" xmlns:w16="http://schemas.microsoft.com/office/word/2018/wordml" xmlns:w16sdtdh="http://schemas.microsoft.com/office/word/2020/wordml/sdtdatahash" xmlns:w16sdtfl="http://schemas.microsoft.com/office/word/2024/wordml/sdtformatlock" xmlns:w16se="http://schemas.microsoft.com/office/word/2015/wordml/symex" xmlns:w16du="http://schemas.microsoft.com/office/word/2023/wordml/word16du" xmlns:wne="http://schemas.microsoft.com/office/word/2006/wordml" mc:Ignorable="w14 w15 w16se w16cid w16 w16cex w16sdtdh w16sdtfl w16du wp14">
   <w:body>
     <w:p>
       <w:pPr>
@@ -75,7 +75,16 @@
           <w:sz w:val="24"/>
           <w:szCs w:val="24"/>
         </w:rPr>
-        <w:t>_court</w:t>
+        <w:t>_</w:t>
+      </w:r>
+      <w:proofErr w:type="gramStart"/>
+      <w:r>
+        <w:rPr>
+          <w:b/>
+          <w:sz w:val="24"/>
+          <w:szCs w:val="24"/>
+        </w:rPr>
+        <w:t>court</w:t>
       </w:r>
       <w:proofErr w:type="spellEnd"/>
       <w:r>
@@ -84,7 +93,16 @@
           <w:sz w:val="24"/>
           <w:szCs w:val="24"/>
         </w:rPr>
-        <w:t xml:space="preserve"> }}</w:t>
+        <w:t xml:space="preserve"> }</w:t>
+      </w:r>
+      <w:proofErr w:type="gramEnd"/>
+      <w:r>
+        <w:rPr>
+          <w:b/>
+          <w:sz w:val="24"/>
+          <w:szCs w:val="24"/>
+        </w:rPr>
+        <w:t>}</w:t>
       </w:r>
     </w:p>
     <w:p>
@@ -131,15 +149,33 @@
           <w:sz w:val="24"/>
           <w:szCs w:val="24"/>
         </w:rPr>
-        <w:t>_court</w:t>
-      </w:r>
-      <w:r>
-        <w:rPr>
-          <w:b/>
-          <w:sz w:val="24"/>
-          <w:szCs w:val="24"/>
-        </w:rPr>
-        <w:t>.address.county</w:t>
+        <w:t>_</w:t>
+      </w:r>
+      <w:proofErr w:type="gramStart"/>
+      <w:r>
+        <w:rPr>
+          <w:b/>
+          <w:sz w:val="24"/>
+          <w:szCs w:val="24"/>
+        </w:rPr>
+        <w:t>court</w:t>
+      </w:r>
+      <w:r>
+        <w:rPr>
+          <w:b/>
+          <w:sz w:val="24"/>
+          <w:szCs w:val="24"/>
+        </w:rPr>
+        <w:t>.address</w:t>
+      </w:r>
+      <w:proofErr w:type="gramEnd"/>
+      <w:r>
+        <w:rPr>
+          <w:b/>
+          <w:sz w:val="24"/>
+          <w:szCs w:val="24"/>
+        </w:rPr>
+        <w:t>.county</w:t>
       </w:r>
       <w:proofErr w:type="spellEnd"/>
       <w:r>
@@ -208,7 +244,16 @@
           <w:sz w:val="24"/>
           <w:szCs w:val="24"/>
         </w:rPr>
-        <w:t>_number</w:t>
+        <w:t>_</w:t>
+      </w:r>
+      <w:proofErr w:type="gramStart"/>
+      <w:r>
+        <w:rPr>
+          <w:b/>
+          <w:sz w:val="24"/>
+          <w:szCs w:val="24"/>
+        </w:rPr>
+        <w:t>number</w:t>
       </w:r>
       <w:proofErr w:type="spellEnd"/>
       <w:r>
@@ -217,7 +262,16 @@
           <w:sz w:val="24"/>
           <w:szCs w:val="24"/>
         </w:rPr>
-        <w:t xml:space="preserve"> }}</w:t>
+        <w:t xml:space="preserve"> }</w:t>
+      </w:r>
+      <w:proofErr w:type="gramEnd"/>
+      <w:r>
+        <w:rPr>
+          <w:b/>
+          <w:sz w:val="24"/>
+          <w:szCs w:val="24"/>
+        </w:rPr>
+        <w:t>}</w:t>
       </w:r>
     </w:p>
     <w:p>
@@ -273,7 +327,16 @@
           <w:sz w:val="24"/>
           <w:szCs w:val="24"/>
         </w:rPr>
-        <w:t>_parties</w:t>
+        <w:t>_</w:t>
+      </w:r>
+      <w:proofErr w:type="gramStart"/>
+      <w:r>
+        <w:rPr>
+          <w:b/>
+          <w:sz w:val="24"/>
+          <w:szCs w:val="24"/>
+        </w:rPr>
+        <w:t>parties</w:t>
       </w:r>
       <w:proofErr w:type="spellEnd"/>
       <w:r>
@@ -290,7 +353,16 @@
           <w:sz w:val="24"/>
           <w:szCs w:val="24"/>
         </w:rPr>
-        <w:t>}},</w:t>
+        <w:t>}</w:t>
+      </w:r>
+      <w:proofErr w:type="gramEnd"/>
+      <w:r>
+        <w:rPr>
+          <w:b/>
+          <w:sz w:val="24"/>
+          <w:szCs w:val="24"/>
+        </w:rPr>
+        <w:t>},</w:t>
       </w:r>
     </w:p>
     <w:p>
@@ -704,7 +776,17 @@
           <w:sz w:val="24"/>
           <w:szCs w:val="24"/>
         </w:rPr>
-        <w:t>_date</w:t>
+        <w:t>_</w:t>
+      </w:r>
+      <w:proofErr w:type="gramStart"/>
+      <w:r>
+        <w:rPr>
+          <w:b/>
+          <w:bCs/>
+          <w:sz w:val="24"/>
+          <w:szCs w:val="24"/>
+        </w:rPr>
+        <w:t>date</w:t>
       </w:r>
       <w:proofErr w:type="spellEnd"/>
       <w:r>
@@ -714,7 +796,27 @@
           <w:sz w:val="24"/>
           <w:szCs w:val="24"/>
         </w:rPr>
-        <w:t xml:space="preserve"> }} at {{ </w:t>
+        <w:t xml:space="preserve"> }</w:t>
+      </w:r>
+      <w:proofErr w:type="gramEnd"/>
+      <w:r>
+        <w:rPr>
+          <w:b/>
+          <w:bCs/>
+          <w:sz w:val="24"/>
+          <w:szCs w:val="24"/>
+        </w:rPr>
+        <w:t xml:space="preserve">} at </w:t>
+      </w:r>
+      <w:proofErr w:type="gramStart"/>
+      <w:r>
+        <w:rPr>
+          <w:b/>
+          <w:bCs/>
+          <w:sz w:val="24"/>
+          <w:szCs w:val="24"/>
+        </w:rPr>
+        <w:t xml:space="preserve">{{ </w:t>
       </w:r>
       <w:proofErr w:type="spellStart"/>
       <w:r>
@@ -724,7 +826,27 @@
           <w:sz w:val="24"/>
           <w:szCs w:val="24"/>
         </w:rPr>
-        <w:t>move_time</w:t>
+        <w:t>move</w:t>
+      </w:r>
+      <w:proofErr w:type="gramEnd"/>
+      <w:r>
+        <w:rPr>
+          <w:b/>
+          <w:bCs/>
+          <w:sz w:val="24"/>
+          <w:szCs w:val="24"/>
+        </w:rPr>
+        <w:t>_</w:t>
+      </w:r>
+      <w:proofErr w:type="gramStart"/>
+      <w:r>
+        <w:rPr>
+          <w:b/>
+          <w:bCs/>
+          <w:sz w:val="24"/>
+          <w:szCs w:val="24"/>
+        </w:rPr>
+        <w:t>time</w:t>
       </w:r>
       <w:proofErr w:type="spellEnd"/>
       <w:r>
@@ -734,7 +856,17 @@
           <w:sz w:val="24"/>
           <w:szCs w:val="24"/>
         </w:rPr>
-        <w:t xml:space="preserve"> }} and I request that the Court immediately stay issuance or use of execution pending a hearing and decision on this Motion.</w:t>
+        <w:t xml:space="preserve"> }</w:t>
+      </w:r>
+      <w:proofErr w:type="gramEnd"/>
+      <w:r>
+        <w:rPr>
+          <w:b/>
+          <w:bCs/>
+          <w:sz w:val="24"/>
+          <w:szCs w:val="24"/>
+        </w:rPr>
+        <w:t>} and I request that the Court immediately stay issuance or use of execution pending a hearing and decision on this Motion.</w:t>
       </w:r>
       <w:r>
         <w:rPr>
@@ -898,7 +1030,15 @@
           <w:sz w:val="24"/>
           <w:szCs w:val="24"/>
         </w:rPr>
-        <w:t>_narrative</w:t>
+        <w:t>_</w:t>
+      </w:r>
+      <w:proofErr w:type="gramStart"/>
+      <w:r>
+        <w:rPr>
+          <w:sz w:val="24"/>
+          <w:szCs w:val="24"/>
+        </w:rPr>
+        <w:t>narrative</w:t>
       </w:r>
       <w:proofErr w:type="spellEnd"/>
       <w:r>
@@ -906,7 +1046,15 @@
           <w:sz w:val="24"/>
           <w:szCs w:val="24"/>
         </w:rPr>
-        <w:t xml:space="preserve"> }}</w:t>
+        <w:t xml:space="preserve"> }</w:t>
+      </w:r>
+      <w:proofErr w:type="gramEnd"/>
+      <w:r>
+        <w:rPr>
+          <w:sz w:val="24"/>
+          <w:szCs w:val="24"/>
+        </w:rPr>
+        <w:t>}</w:t>
       </w:r>
     </w:p>
     <w:p>
@@ -1254,7 +1402,15 @@
           <w:sz w:val="24"/>
           <w:szCs w:val="24"/>
         </w:rPr>
-        <w:t>_narrative</w:t>
+        <w:t>_</w:t>
+      </w:r>
+      <w:proofErr w:type="gramStart"/>
+      <w:r>
+        <w:rPr>
+          <w:sz w:val="24"/>
+          <w:szCs w:val="24"/>
+        </w:rPr>
+        <w:t>narrative</w:t>
       </w:r>
       <w:proofErr w:type="spellEnd"/>
       <w:r>
@@ -1264,6 +1420,7 @@
         </w:rPr>
         <w:t xml:space="preserve"> }</w:t>
       </w:r>
+      <w:proofErr w:type="gramEnd"/>
       <w:r>
         <w:rPr>
           <w:sz w:val="24"/>
@@ -1424,7 +1581,15 @@
           <w:sz w:val="24"/>
           <w:szCs w:val="24"/>
         </w:rPr>
-        <w:t>_narrative</w:t>
+        <w:t>_</w:t>
+      </w:r>
+      <w:proofErr w:type="gramStart"/>
+      <w:r>
+        <w:rPr>
+          <w:sz w:val="24"/>
+          <w:szCs w:val="24"/>
+        </w:rPr>
+        <w:t>narrative</w:t>
       </w:r>
       <w:proofErr w:type="spellEnd"/>
       <w:r>
@@ -1432,7 +1597,15 @@
           <w:sz w:val="24"/>
           <w:szCs w:val="24"/>
         </w:rPr>
-        <w:t xml:space="preserve"> }}</w:t>
+        <w:t xml:space="preserve"> }</w:t>
+      </w:r>
+      <w:proofErr w:type="gramEnd"/>
+      <w:r>
+        <w:rPr>
+          <w:sz w:val="24"/>
+          <w:szCs w:val="24"/>
+        </w:rPr>
+        <w:t>}</w:t>
       </w:r>
     </w:p>
     <w:p>
@@ -1662,6 +1835,7 @@
         </w:rPr>
         <w:t xml:space="preserve"> hereby certify that on </w:t>
       </w:r>
+      <w:proofErr w:type="gramStart"/>
       <w:r>
         <w:rPr>
           <w:sz w:val="24"/>
@@ -1677,7 +1851,25 @@
           <w:szCs w:val="24"/>
           <w:u w:val="single"/>
         </w:rPr>
-        <w:t>signature_date</w:t>
+        <w:t>signature</w:t>
+      </w:r>
+      <w:proofErr w:type="gramEnd"/>
+      <w:r>
+        <w:rPr>
+          <w:sz w:val="24"/>
+          <w:szCs w:val="24"/>
+          <w:u w:val="single"/>
+        </w:rPr>
+        <w:t>_</w:t>
+      </w:r>
+      <w:proofErr w:type="gramStart"/>
+      <w:r>
+        <w:rPr>
+          <w:sz w:val="24"/>
+          <w:szCs w:val="24"/>
+          <w:u w:val="single"/>
+        </w:rPr>
+        <w:t>date</w:t>
       </w:r>
       <w:proofErr w:type="spellEnd"/>
       <w:r>
@@ -1686,6 +1878,67 @@
           <w:szCs w:val="24"/>
           <w:u w:val="single"/>
         </w:rPr>
+        <w:t xml:space="preserve"> }</w:t>
+      </w:r>
+      <w:proofErr w:type="gramEnd"/>
+      <w:r>
+        <w:rPr>
+          <w:sz w:val="24"/>
+          <w:szCs w:val="24"/>
+          <w:u w:val="single"/>
+        </w:rPr>
+        <w:t>}</w:t>
+      </w:r>
+      <w:r>
+        <w:rPr>
+          <w:sz w:val="24"/>
+          <w:szCs w:val="24"/>
+        </w:rPr>
+        <w:t xml:space="preserve">, a copy of the Motion to Stay Execution was served on </w:t>
+      </w:r>
+      <w:proofErr w:type="gramStart"/>
+      <w:r>
+        <w:rPr>
+          <w:sz w:val="24"/>
+          <w:szCs w:val="24"/>
+          <w:u w:val="single"/>
+        </w:rPr>
+        <w:t xml:space="preserve">{{ </w:t>
+      </w:r>
+      <w:proofErr w:type="spellStart"/>
+      <w:r>
+        <w:rPr>
+          <w:sz w:val="24"/>
+          <w:szCs w:val="24"/>
+          <w:u w:val="single"/>
+        </w:rPr>
+        <w:t>other</w:t>
+      </w:r>
+      <w:proofErr w:type="gramEnd"/>
+      <w:r>
+        <w:rPr>
+          <w:sz w:val="24"/>
+          <w:szCs w:val="24"/>
+          <w:u w:val="single"/>
+        </w:rPr>
+        <w:t>_</w:t>
+      </w:r>
+      <w:proofErr w:type="gramStart"/>
+      <w:r>
+        <w:rPr>
+          <w:sz w:val="24"/>
+          <w:szCs w:val="24"/>
+          <w:u w:val="single"/>
+        </w:rPr>
+        <w:t>parties</w:t>
+      </w:r>
+      <w:proofErr w:type="spellEnd"/>
+      <w:r>
+        <w:rPr>
+          <w:sz w:val="24"/>
+          <w:szCs w:val="24"/>
+          <w:u w:val="single"/>
+        </w:rPr>
         <w:t xml:space="preserve"> }}</w:t>
       </w:r>
       <w:r>
@@ -1693,15 +1946,107 @@
           <w:sz w:val="24"/>
           <w:szCs w:val="24"/>
         </w:rPr>
-        <w:t xml:space="preserve">, a copy of the Motion to Stay Execution was served on </w:t>
-      </w:r>
+        <w:t>{</w:t>
+      </w:r>
+      <w:proofErr w:type="gramEnd"/>
+      <w:r>
+        <w:rPr>
+          <w:sz w:val="24"/>
+          <w:szCs w:val="24"/>
+        </w:rPr>
+        <w:t xml:space="preserve">% if </w:t>
+      </w:r>
+      <w:proofErr w:type="spellStart"/>
+      <w:r>
+        <w:rPr>
+          <w:sz w:val="24"/>
+          <w:szCs w:val="24"/>
+        </w:rPr>
+        <w:t>delivery_mode</w:t>
+      </w:r>
+      <w:proofErr w:type="spellEnd"/>
+      <w:r>
+        <w:rPr>
+          <w:sz w:val="24"/>
+          <w:szCs w:val="24"/>
+        </w:rPr>
+        <w:t xml:space="preserve"> == ‘hand’ %} in-hand. {% endif </w:t>
+      </w:r>
+      <w:proofErr w:type="gramStart"/>
+      <w:r>
+        <w:rPr>
+          <w:sz w:val="24"/>
+          <w:szCs w:val="24"/>
+        </w:rPr>
+        <w:t>%}{</w:t>
+      </w:r>
+      <w:proofErr w:type="gramEnd"/>
+      <w:r>
+        <w:rPr>
+          <w:sz w:val="24"/>
+          <w:szCs w:val="24"/>
+        </w:rPr>
+        <w:t xml:space="preserve">% if </w:t>
+      </w:r>
+      <w:proofErr w:type="spellStart"/>
+      <w:r>
+        <w:rPr>
+          <w:sz w:val="24"/>
+          <w:szCs w:val="24"/>
+        </w:rPr>
+        <w:t>delivery_mode</w:t>
+      </w:r>
+      <w:proofErr w:type="spellEnd"/>
+      <w:r>
+        <w:rPr>
+          <w:sz w:val="24"/>
+          <w:szCs w:val="24"/>
+        </w:rPr>
+        <w:t xml:space="preserve"> == ‘mail’ %} by mail at </w:t>
+      </w:r>
+      <w:proofErr w:type="gramStart"/>
+      <w:r>
+        <w:rPr>
+          <w:sz w:val="24"/>
+          <w:szCs w:val="24"/>
+        </w:rPr>
+        <w:t xml:space="preserve">{{ </w:t>
+      </w:r>
+      <w:proofErr w:type="spellStart"/>
       <w:r>
         <w:rPr>
           <w:sz w:val="24"/>
           <w:szCs w:val="24"/>
           <w:u w:val="single"/>
         </w:rPr>
-        <w:t xml:space="preserve">{{ </w:t>
+        <w:t>other</w:t>
+      </w:r>
+      <w:proofErr w:type="gramEnd"/>
+      <w:r>
+        <w:rPr>
+          <w:sz w:val="24"/>
+          <w:szCs w:val="24"/>
+          <w:u w:val="single"/>
+        </w:rPr>
+        <w:t>_parties</w:t>
+      </w:r>
+      <w:proofErr w:type="spellEnd"/>
+      <w:r>
+        <w:rPr>
+          <w:sz w:val="24"/>
+          <w:szCs w:val="24"/>
+          <w:u w:val="single"/>
+        </w:rPr>
+        <w:t>[0</w:t>
+      </w:r>
+      <w:proofErr w:type="gramStart"/>
+      <w:r>
+        <w:rPr>
+          <w:sz w:val="24"/>
+          <w:szCs w:val="24"/>
+          <w:u w:val="single"/>
+        </w:rPr>
+        <w:t>].</w:t>
       </w:r>
       <w:proofErr w:type="spellStart"/>
       <w:r>
@@ -1710,7 +2055,25 @@
           <w:szCs w:val="24"/>
           <w:u w:val="single"/>
         </w:rPr>
-        <w:t>other_parties</w:t>
+        <w:t>address</w:t>
+      </w:r>
+      <w:proofErr w:type="gramEnd"/>
+      <w:r>
+        <w:rPr>
+          <w:sz w:val="24"/>
+          <w:szCs w:val="24"/>
+          <w:u w:val="single"/>
+        </w:rPr>
+        <w:t>.on_one_</w:t>
+      </w:r>
+      <w:proofErr w:type="gramStart"/>
+      <w:r>
+        <w:rPr>
+          <w:sz w:val="24"/>
+          <w:szCs w:val="24"/>
+          <w:u w:val="single"/>
+        </w:rPr>
+        <w:t>line</w:t>
       </w:r>
       <w:proofErr w:type="spellEnd"/>
       <w:r>
@@ -1719,98 +2082,16 @@
           <w:szCs w:val="24"/>
           <w:u w:val="single"/>
         </w:rPr>
-        <w:t xml:space="preserve"> }}</w:t>
-      </w:r>
-      <w:r>
-        <w:rPr>
-          <w:sz w:val="24"/>
-          <w:szCs w:val="24"/>
-        </w:rPr>
-        <w:t xml:space="preserve">{% if </w:t>
-      </w:r>
-      <w:proofErr w:type="spellStart"/>
-      <w:r>
-        <w:rPr>
-          <w:sz w:val="24"/>
-          <w:szCs w:val="24"/>
-        </w:rPr>
-        <w:t>delivery_mode</w:t>
-      </w:r>
-      <w:proofErr w:type="spellEnd"/>
-      <w:r>
-        <w:rPr>
-          <w:sz w:val="24"/>
-          <w:szCs w:val="24"/>
-        </w:rPr>
-        <w:t xml:space="preserve"> == ‘hand’ %} in-hand. {% endif </w:t>
-      </w:r>
-      <w:proofErr w:type="gramStart"/>
-      <w:r>
-        <w:rPr>
-          <w:sz w:val="24"/>
-          <w:szCs w:val="24"/>
-        </w:rPr>
-        <w:t>%}{</w:t>
+        <w:t>() }</w:t>
       </w:r>
       <w:proofErr w:type="gramEnd"/>
       <w:r>
         <w:rPr>
           <w:sz w:val="24"/>
           <w:szCs w:val="24"/>
-        </w:rPr>
-        <w:t xml:space="preserve">% if </w:t>
-      </w:r>
-      <w:proofErr w:type="spellStart"/>
-      <w:r>
-        <w:rPr>
-          <w:sz w:val="24"/>
-          <w:szCs w:val="24"/>
-        </w:rPr>
-        <w:t>delivery_mode</w:t>
-      </w:r>
-      <w:proofErr w:type="spellEnd"/>
-      <w:r>
-        <w:rPr>
-          <w:sz w:val="24"/>
-          <w:szCs w:val="24"/>
-        </w:rPr>
-        <w:t xml:space="preserve"> == ‘mail’ %} by mail at {{ </w:t>
-      </w:r>
-      <w:proofErr w:type="spellStart"/>
-      <w:r>
-        <w:rPr>
-          <w:sz w:val="24"/>
-          <w:szCs w:val="24"/>
           <w:u w:val="single"/>
         </w:rPr>
-        <w:t>other_parties</w:t>
-      </w:r>
-      <w:proofErr w:type="spellEnd"/>
-      <w:r>
-        <w:rPr>
-          <w:sz w:val="24"/>
-          <w:szCs w:val="24"/>
-          <w:u w:val="single"/>
-        </w:rPr>
-        <w:t>[0].</w:t>
-      </w:r>
-      <w:proofErr w:type="spellStart"/>
-      <w:r>
-        <w:rPr>
-          <w:sz w:val="24"/>
-          <w:szCs w:val="24"/>
-          <w:u w:val="single"/>
-        </w:rPr>
-        <w:t>address.on_one_line</w:t>
-      </w:r>
-      <w:proofErr w:type="spellEnd"/>
-      <w:r>
-        <w:rPr>
-          <w:sz w:val="24"/>
-          <w:szCs w:val="24"/>
-          <w:u w:val="single"/>
-        </w:rPr>
-        <w:t>() }}</w:t>
+        <w:t>}</w:t>
       </w:r>
       <w:r>
         <w:rPr>
@@ -1902,16 +2183,47 @@
           <w:szCs w:val="24"/>
           <w:u w:val="single"/>
         </w:rPr>
-        <w:t>(today()) }}</w:t>
-      </w:r>
+        <w:t>(</w:t>
+      </w:r>
+      <w:proofErr w:type="gramStart"/>
       <w:r>
         <w:rPr>
           <w:rFonts w:ascii="Times New Roman" w:hAnsi="Times New Roman" w:cs="Times New Roman"/>
           <w:sz w:val="24"/>
           <w:szCs w:val="24"/>
+          <w:u w:val="single"/>
+        </w:rPr>
+        <w:t>today(</w:t>
+      </w:r>
+      <w:proofErr w:type="gramEnd"/>
+      <w:r>
+        <w:rPr>
+          <w:rFonts w:ascii="Times New Roman" w:hAnsi="Times New Roman" w:cs="Times New Roman"/>
+          <w:sz w:val="24"/>
+          <w:szCs w:val="24"/>
+          <w:u w:val="single"/>
+        </w:rPr>
+        <w:t>)</w:t>
+      </w:r>
+      <w:proofErr w:type="gramStart"/>
+      <w:r>
+        <w:rPr>
+          <w:rFonts w:ascii="Times New Roman" w:hAnsi="Times New Roman" w:cs="Times New Roman"/>
+          <w:sz w:val="24"/>
+          <w:szCs w:val="24"/>
+          <w:u w:val="single"/>
+        </w:rPr>
+        <w:t>) }}</w:t>
+      </w:r>
+      <w:r>
+        <w:rPr>
+          <w:rFonts w:ascii="Times New Roman" w:hAnsi="Times New Roman" w:cs="Times New Roman"/>
+          <w:sz w:val="24"/>
+          <w:szCs w:val="24"/>
         </w:rPr>
         <w:tab/>
       </w:r>
+      <w:proofErr w:type="gramEnd"/>
       <w:r>
         <w:rPr>
           <w:rFonts w:ascii="Times New Roman" w:hAnsi="Times New Roman" w:cs="Times New Roman"/>
@@ -1936,6 +2248,7 @@
         </w:rPr>
         <w:tab/>
       </w:r>
+      <w:proofErr w:type="gramStart"/>
       <w:r>
         <w:rPr>
           <w:rFonts w:ascii="Times New Roman" w:hAnsi="Times New Roman" w:cs="Times New Roman"/>
@@ -1961,7 +2274,97 @@
           <w:szCs w:val="24"/>
           <w:u w:val="single"/>
         </w:rPr>
-        <w:t>users[0].signature }}</w:t>
+        <w:t>users</w:t>
+      </w:r>
+      <w:proofErr w:type="gramEnd"/>
+      <w:r>
+        <w:rPr>
+          <w:rFonts w:ascii="Times New Roman" w:hAnsi="Times New Roman" w:cs="Times New Roman"/>
+          <w:sz w:val="24"/>
+          <w:szCs w:val="24"/>
+          <w:u w:val="single"/>
+        </w:rPr>
+        <w:t>[0</w:t>
+      </w:r>
+      <w:proofErr w:type="gramStart"/>
+      <w:r>
+        <w:rPr>
+          <w:rFonts w:ascii="Times New Roman" w:hAnsi="Times New Roman" w:cs="Times New Roman"/>
+          <w:sz w:val="24"/>
+          <w:szCs w:val="24"/>
+          <w:u w:val="single"/>
+        </w:rPr>
+        <w:t>].</w:t>
+      </w:r>
+      <w:proofErr w:type="spellStart"/>
+      <w:r>
+        <w:rPr>
+          <w:rFonts w:ascii="Times New Roman" w:hAnsi="Times New Roman" w:cs="Times New Roman"/>
+          <w:sz w:val="24"/>
+          <w:szCs w:val="24"/>
+          <w:u w:val="single"/>
+        </w:rPr>
+        <w:t>signature</w:t>
+      </w:r>
+      <w:proofErr w:type="gramEnd"/>
+      <w:r>
+        <w:rPr>
+          <w:rFonts w:ascii="Times New Roman" w:hAnsi="Times New Roman" w:cs="Times New Roman"/>
+          <w:sz w:val="24"/>
+          <w:szCs w:val="24"/>
+          <w:u w:val="single"/>
+        </w:rPr>
+        <w:t>_if_final</w:t>
+      </w:r>
+      <w:proofErr w:type="spellEnd"/>
+      <w:r>
+        <w:rPr>
+          <w:rFonts w:ascii="Times New Roman" w:hAnsi="Times New Roman" w:cs="Times New Roman"/>
+          <w:sz w:val="24"/>
+          <w:szCs w:val="24"/>
+          <w:u w:val="single"/>
+        </w:rPr>
+        <w:t>(</w:t>
+      </w:r>
+      <w:proofErr w:type="spellStart"/>
+      <w:r>
+        <w:rPr>
+          <w:rFonts w:ascii="Times New Roman" w:hAnsi="Times New Roman" w:cs="Times New Roman"/>
+          <w:sz w:val="24"/>
+          <w:szCs w:val="24"/>
+          <w:u w:val="single"/>
+        </w:rPr>
+        <w:t>i</w:t>
+      </w:r>
+      <w:proofErr w:type="spellEnd"/>
+      <w:proofErr w:type="gramStart"/>
+      <w:r>
+        <w:rPr>
+          <w:rFonts w:ascii="Times New Roman" w:hAnsi="Times New Roman" w:cs="Times New Roman"/>
+          <w:sz w:val="24"/>
+          <w:szCs w:val="24"/>
+          <w:u w:val="single"/>
+        </w:rPr>
+        <w:t>)</w:t>
+      </w:r>
+      <w:r>
+        <w:rPr>
+          <w:rFonts w:ascii="Times New Roman" w:hAnsi="Times New Roman" w:cs="Times New Roman"/>
+          <w:sz w:val="24"/>
+          <w:szCs w:val="24"/>
+          <w:u w:val="single"/>
+        </w:rPr>
+        <w:t xml:space="preserve"> }</w:t>
+      </w:r>
+      <w:proofErr w:type="gramEnd"/>
+      <w:r>
+        <w:rPr>
+          <w:rFonts w:ascii="Times New Roman" w:hAnsi="Times New Roman" w:cs="Times New Roman"/>
+          <w:sz w:val="24"/>
+          <w:szCs w:val="24"/>
+          <w:u w:val="single"/>
+        </w:rPr>
+        <w:t>}</w:t>
       </w:r>
     </w:p>
     <w:p>
@@ -2025,7 +2428,7 @@
 </file>
 
 <file path=word/endnotes.xml><?xml version="1.0" encoding="utf-8"?>
-<w:endnotes xmlns:wpc="http://schemas.microsoft.com/office/word/2010/wordprocessingCanvas" xmlns:cx="http://schemas.microsoft.com/office/drawing/2014/chartex" xmlns:cx1="http://schemas.microsoft.com/office/drawing/2015/9/8/chartex" xmlns:cx2="http://schemas.microsoft.com/office/drawing/2015/10/21/chartex" xmlns:cx3="http://schemas.microsoft.com/office/drawing/2016/5/9/chartex" xmlns:cx4="http://schemas.microsoft.com/office/drawing/2016/5/10/chartex" xmlns:cx5="http://schemas.microsoft.com/office/drawing/2016/5/11/chartex" xmlns:cx6="http://schemas.microsoft.com/office/drawing/2016/5/12/chartex" xmlns:cx7="http://schemas.microsoft.com/office/drawing/2016/5/13/chartex" xmlns:cx8="http://schemas.microsoft.com/office/drawing/2016/5/14/chartex" xmlns:mc="http://schemas.openxmlformats.org/markup-compatibility/2006" xmlns:aink="http://schemas.microsoft.com/office/drawing/2016/ink" xmlns:am3d="http://schemas.microsoft.com/office/drawing/2017/model3d" xmlns:o="urn:schemas-microsoft-com:office:office" xmlns:r="http://schemas.openxmlformats.org/officeDocument/2006/relationships" xmlns:m="http://schemas.openxmlformats.org/officeDocument/2006/math" xmlns:v="urn:schemas-microsoft-com:vml" xmlns:wp14="http://schemas.microsoft.com/office/word/2010/wordprocessingDrawing" xmlns:wp="http://schemas.openxmlformats.org/drawingml/2006/wordprocessingDrawing" xmlns:w10="urn:schemas-microsoft-com:office:word" xmlns:w="http://schemas.openxmlformats.org/wordprocessingml/2006/main" xmlns:w14="http://schemas.microsoft.com/office/word/2010/wordml" xmlns:w15="http://schemas.microsoft.com/office/word/2012/wordml" xmlns:w16cex="http://schemas.microsoft.com/office/word/2018/wordml/cex" xmlns:w16cid="http://schemas.microsoft.com/office/word/2016/wordml/cid" xmlns:w16="http://schemas.microsoft.com/office/word/2018/wordml" xmlns:w16sdtdh="http://schemas.microsoft.com/office/word/2020/wordml/sdtdatahash" xmlns:w16se="http://schemas.microsoft.com/office/word/2015/wordml/symex" xmlns:wpg="http://schemas.microsoft.com/office/word/2010/wordprocessingGroup" xmlns:wpi="http://schemas.microsoft.com/office/word/2010/wordprocessingInk" xmlns:wne="http://schemas.microsoft.com/office/word/2006/wordml" xmlns:wps="http://schemas.microsoft.com/office/word/2010/wordprocessingShape" mc:Ignorable="w14 w15 w16se w16cid w16 w16cex w16sdtdh wp14">
+<w:endnotes xmlns:wpc="http://schemas.microsoft.com/office/word/2010/wordprocessingCanvas" xmlns:cx="http://schemas.microsoft.com/office/drawing/2014/chartex" xmlns:cx1="http://schemas.microsoft.com/office/drawing/2015/9/8/chartex" xmlns:cx2="http://schemas.microsoft.com/office/drawing/2015/10/21/chartex" xmlns:cx3="http://schemas.microsoft.com/office/drawing/2016/5/9/chartex" xmlns:cx4="http://schemas.microsoft.com/office/drawing/2016/5/10/chartex" xmlns:cx5="http://schemas.microsoft.com/office/drawing/2016/5/11/chartex" xmlns:cx6="http://schemas.microsoft.com/office/drawing/2016/5/12/chartex" xmlns:cx7="http://schemas.microsoft.com/office/drawing/2016/5/13/chartex" xmlns:cx8="http://schemas.microsoft.com/office/drawing/2016/5/14/chartex" xmlns:mc="http://schemas.openxmlformats.org/markup-compatibility/2006" xmlns:m="http://schemas.openxmlformats.org/officeDocument/2006/math" xmlns:aink="http://schemas.microsoft.com/office/drawing/2016/ink" xmlns:am3d="http://schemas.microsoft.com/office/drawing/2017/model3d" xmlns:oel="http://schemas.microsoft.com/office/2019/extlst" xmlns:r="http://schemas.openxmlformats.org/officeDocument/2006/relationships" xmlns:wp14="http://schemas.microsoft.com/office/word/2010/wordprocessingDrawing" xmlns:wp="http://schemas.openxmlformats.org/drawingml/2006/wordprocessingDrawing" xmlns:wpg="http://schemas.microsoft.com/office/word/2010/wordprocessingGroup" xmlns:wpi="http://schemas.microsoft.com/office/word/2010/wordprocessingInk" xmlns:wps="http://schemas.microsoft.com/office/word/2010/wordprocessingShape" xmlns:o="urn:schemas-microsoft-com:office:office" xmlns:v="urn:schemas-microsoft-com:vml" xmlns:w10="urn:schemas-microsoft-com:office:word" xmlns:w="http://schemas.openxmlformats.org/wordprocessingml/2006/main" xmlns:w14="http://schemas.microsoft.com/office/word/2010/wordml" xmlns:w15="http://schemas.microsoft.com/office/word/2012/wordml" xmlns:w16cex="http://schemas.microsoft.com/office/word/2018/wordml/cex" xmlns:w16cid="http://schemas.microsoft.com/office/word/2016/wordml/cid" xmlns:w16="http://schemas.microsoft.com/office/word/2018/wordml" xmlns:w16sdtdh="http://schemas.microsoft.com/office/word/2020/wordml/sdtdatahash" xmlns:w16sdtfl="http://schemas.microsoft.com/office/word/2024/wordml/sdtformatlock" xmlns:w16se="http://schemas.microsoft.com/office/word/2015/wordml/symex" xmlns:w16du="http://schemas.microsoft.com/office/word/2023/wordml/word16du" xmlns:wne="http://schemas.microsoft.com/office/word/2006/wordml" mc:Ignorable="w14 w15 w16se w16cid w16 w16cex w16sdtdh w16sdtfl w16du wp14">
   <w:endnote w:type="separator" w:id="-1">
     <w:p>
       <w:r>
@@ -2044,7 +2447,7 @@
 </file>
 
 <file path=word/footnotes.xml><?xml version="1.0" encoding="utf-8"?>
-<w:footnotes xmlns:wpc="http://schemas.microsoft.com/office/word/2010/wordprocessingCanvas" xmlns:cx="http://schemas.microsoft.com/office/drawing/2014/chartex" xmlns:cx1="http://schemas.microsoft.com/office/drawing/2015/9/8/chartex" xmlns:cx2="http://schemas.microsoft.com/office/drawing/2015/10/21/chartex" xmlns:cx3="http://schemas.microsoft.com/office/drawing/2016/5/9/chartex" xmlns:cx4="http://schemas.microsoft.com/office/drawing/2016/5/10/chartex" xmlns:cx5="http://schemas.microsoft.com/office/drawing/2016/5/11/chartex" xmlns:cx6="http://schemas.microsoft.com/office/drawing/2016/5/12/chartex" xmlns:cx7="http://schemas.microsoft.com/office/drawing/2016/5/13/chartex" xmlns:cx8="http://schemas.microsoft.com/office/drawing/2016/5/14/chartex" xmlns:mc="http://schemas.openxmlformats.org/markup-compatibility/2006" xmlns:aink="http://schemas.microsoft.com/office/drawing/2016/ink" xmlns:am3d="http://schemas.microsoft.com/office/drawing/2017/model3d" xmlns:o="urn:schemas-microsoft-com:office:office" xmlns:r="http://schemas.openxmlformats.org/officeDocument/2006/relationships" xmlns:m="http://schemas.openxmlformats.org/officeDocument/2006/math" xmlns:v="urn:schemas-microsoft-com:vml" xmlns:wp14="http://schemas.microsoft.com/office/word/2010/wordprocessingDrawing" xmlns:wp="http://schemas.openxmlformats.org/drawingml/2006/wordprocessingDrawing" xmlns:w10="urn:schemas-microsoft-com:office:word" xmlns:w="http://schemas.openxmlformats.org/wordprocessingml/2006/main" xmlns:w14="http://schemas.microsoft.com/office/word/2010/wordml" xmlns:w15="http://schemas.microsoft.com/office/word/2012/wordml" xmlns:w16cex="http://schemas.microsoft.com/office/word/2018/wordml/cex" xmlns:w16cid="http://schemas.microsoft.com/office/word/2016/wordml/cid" xmlns:w16="http://schemas.microsoft.com/office/word/2018/wordml" xmlns:w16sdtdh="http://schemas.microsoft.com/office/word/2020/wordml/sdtdatahash" xmlns:w16se="http://schemas.microsoft.com/office/word/2015/wordml/symex" xmlns:wpg="http://schemas.microsoft.com/office/word/2010/wordprocessingGroup" xmlns:wpi="http://schemas.microsoft.com/office/word/2010/wordprocessingInk" xmlns:wne="http://schemas.microsoft.com/office/word/2006/wordml" xmlns:wps="http://schemas.microsoft.com/office/word/2010/wordprocessingShape" mc:Ignorable="w14 w15 w16se w16cid w16 w16cex w16sdtdh wp14">
+<w:footnotes xmlns:wpc="http://schemas.microsoft.com/office/word/2010/wordprocessingCanvas" xmlns:cx="http://schemas.microsoft.com/office/drawing/2014/chartex" xmlns:cx1="http://schemas.microsoft.com/office/drawing/2015/9/8/chartex" xmlns:cx2="http://schemas.microsoft.com/office/drawing/2015/10/21/chartex" xmlns:cx3="http://schemas.microsoft.com/office/drawing/2016/5/9/chartex" xmlns:cx4="http://schemas.microsoft.com/office/drawing/2016/5/10/chartex" xmlns:cx5="http://schemas.microsoft.com/office/drawing/2016/5/11/chartex" xmlns:cx6="http://schemas.microsoft.com/office/drawing/2016/5/12/chartex" xmlns:cx7="http://schemas.microsoft.com/office/drawing/2016/5/13/chartex" xmlns:cx8="http://schemas.microsoft.com/office/drawing/2016/5/14/chartex" xmlns:mc="http://schemas.openxmlformats.org/markup-compatibility/2006" xmlns:m="http://schemas.openxmlformats.org/officeDocument/2006/math" xmlns:aink="http://schemas.microsoft.com/office/drawing/2016/ink" xmlns:am3d="http://schemas.microsoft.com/office/drawing/2017/model3d" xmlns:oel="http://schemas.microsoft.com/office/2019/extlst" xmlns:r="http://schemas.openxmlformats.org/officeDocument/2006/relationships" xmlns:wp14="http://schemas.microsoft.com/office/word/2010/wordprocessingDrawing" xmlns:wp="http://schemas.openxmlformats.org/drawingml/2006/wordprocessingDrawing" xmlns:wpg="http://schemas.microsoft.com/office/word/2010/wordprocessingGroup" xmlns:wpi="http://schemas.microsoft.com/office/word/2010/wordprocessingInk" xmlns:wps="http://schemas.microsoft.com/office/word/2010/wordprocessingShape" xmlns:o="urn:schemas-microsoft-com:office:office" xmlns:v="urn:schemas-microsoft-com:vml" xmlns:w10="urn:schemas-microsoft-com:office:word" xmlns:w="http://schemas.openxmlformats.org/wordprocessingml/2006/main" xmlns:w14="http://schemas.microsoft.com/office/word/2010/wordml" xmlns:w15="http://schemas.microsoft.com/office/word/2012/wordml" xmlns:w16cex="http://schemas.microsoft.com/office/word/2018/wordml/cex" xmlns:w16cid="http://schemas.microsoft.com/office/word/2016/wordml/cid" xmlns:w16="http://schemas.microsoft.com/office/word/2018/wordml" xmlns:w16sdtdh="http://schemas.microsoft.com/office/word/2020/wordml/sdtdatahash" xmlns:w16sdtfl="http://schemas.microsoft.com/office/word/2024/wordml/sdtformatlock" xmlns:w16se="http://schemas.microsoft.com/office/word/2015/wordml/symex" xmlns:w16du="http://schemas.microsoft.com/office/word/2023/wordml/word16du" xmlns:wne="http://schemas.microsoft.com/office/word/2006/wordml" mc:Ignorable="w14 w15 w16se w16cid w16 w16cex w16sdtdh w16sdtfl w16du wp14">
   <w:footnote w:type="separator" w:id="-1">
     <w:p>
       <w:r>
@@ -2085,23 +2488,13 @@
         </w:rPr>
         <w:t xml:space="preserve">Pursuant to </w:t>
       </w:r>
-      <w:proofErr w:type="spellStart"/>
       <w:r>
         <w:rPr>
           <w:i/>
           <w:sz w:val="20"/>
           <w:szCs w:val="20"/>
         </w:rPr>
-        <w:t>LoRusso</w:t>
-      </w:r>
-      <w:proofErr w:type="spellEnd"/>
-      <w:r>
-        <w:rPr>
-          <w:i/>
-          <w:sz w:val="20"/>
-          <w:szCs w:val="20"/>
-        </w:rPr>
-        <w:t xml:space="preserve"> v. Talbot</w:t>
+        <w:t>LoRusso v. Talbot</w:t>
       </w:r>
       <w:r>
         <w:rPr>
@@ -2151,7 +2544,7 @@
 </file>
 
 <file path=word/numbering.xml><?xml version="1.0" encoding="utf-8"?>
-<w:numbering xmlns:wpc="http://schemas.microsoft.com/office/word/2010/wordprocessingCanvas" xmlns:cx="http://schemas.microsoft.com/office/drawing/2014/chartex" xmlns:cx1="http://schemas.microsoft.com/office/drawing/2015/9/8/chartex" xmlns:cx2="http://schemas.microsoft.com/office/drawing/2015/10/21/chartex" xmlns:cx3="http://schemas.microsoft.com/office/drawing/2016/5/9/chartex" xmlns:cx4="http://schemas.microsoft.com/office/drawing/2016/5/10/chartex" xmlns:cx5="http://schemas.microsoft.com/office/drawing/2016/5/11/chartex" xmlns:cx6="http://schemas.microsoft.com/office/drawing/2016/5/12/chartex" xmlns:cx7="http://schemas.microsoft.com/office/drawing/2016/5/13/chartex" xmlns:cx8="http://schemas.microsoft.com/office/drawing/2016/5/14/chartex" xmlns:mc="http://schemas.openxmlformats.org/markup-compatibility/2006" xmlns:aink="http://schemas.microsoft.com/office/drawing/2016/ink" xmlns:am3d="http://schemas.microsoft.com/office/drawing/2017/model3d" xmlns:o="urn:schemas-microsoft-com:office:office" xmlns:r="http://schemas.openxmlformats.org/officeDocument/2006/relationships" xmlns:m="http://schemas.openxmlformats.org/officeDocument/2006/math" xmlns:v="urn:schemas-microsoft-com:vml" xmlns:wp14="http://schemas.microsoft.com/office/word/2010/wordprocessingDrawing" xmlns:wp="http://schemas.openxmlformats.org/drawingml/2006/wordprocessingDrawing" xmlns:w10="urn:schemas-microsoft-com:office:word" xmlns:w="http://schemas.openxmlformats.org/wordprocessingml/2006/main" xmlns:w14="http://schemas.microsoft.com/office/word/2010/wordml" xmlns:w15="http://schemas.microsoft.com/office/word/2012/wordml" xmlns:w16cex="http://schemas.microsoft.com/office/word/2018/wordml/cex" xmlns:w16cid="http://schemas.microsoft.com/office/word/2016/wordml/cid" xmlns:w16="http://schemas.microsoft.com/office/word/2018/wordml" xmlns:w16sdtdh="http://schemas.microsoft.com/office/word/2020/wordml/sdtdatahash" xmlns:w16se="http://schemas.microsoft.com/office/word/2015/wordml/symex" xmlns:wpg="http://schemas.microsoft.com/office/word/2010/wordprocessingGroup" xmlns:wpi="http://schemas.microsoft.com/office/word/2010/wordprocessingInk" xmlns:wne="http://schemas.microsoft.com/office/word/2006/wordml" xmlns:wps="http://schemas.microsoft.com/office/word/2010/wordprocessingShape" mc:Ignorable="w14 w15 w16se w16cid w16 w16cex w16sdtdh wp14">
+<w:numbering xmlns:wpc="http://schemas.microsoft.com/office/word/2010/wordprocessingCanvas" xmlns:cx="http://schemas.microsoft.com/office/drawing/2014/chartex" xmlns:cx1="http://schemas.microsoft.com/office/drawing/2015/9/8/chartex" xmlns:cx2="http://schemas.microsoft.com/office/drawing/2015/10/21/chartex" xmlns:cx3="http://schemas.microsoft.com/office/drawing/2016/5/9/chartex" xmlns:cx4="http://schemas.microsoft.com/office/drawing/2016/5/10/chartex" xmlns:cx5="http://schemas.microsoft.com/office/drawing/2016/5/11/chartex" xmlns:cx6="http://schemas.microsoft.com/office/drawing/2016/5/12/chartex" xmlns:cx7="http://schemas.microsoft.com/office/drawing/2016/5/13/chartex" xmlns:cx8="http://schemas.microsoft.com/office/drawing/2016/5/14/chartex" xmlns:mc="http://schemas.openxmlformats.org/markup-compatibility/2006" xmlns:m="http://schemas.openxmlformats.org/officeDocument/2006/math" xmlns:aink="http://schemas.microsoft.com/office/drawing/2016/ink" xmlns:am3d="http://schemas.microsoft.com/office/drawing/2017/model3d" xmlns:oel="http://schemas.microsoft.com/office/2019/extlst" xmlns:r="http://schemas.openxmlformats.org/officeDocument/2006/relationships" xmlns:wp14="http://schemas.microsoft.com/office/word/2010/wordprocessingDrawing" xmlns:wp="http://schemas.openxmlformats.org/drawingml/2006/wordprocessingDrawing" xmlns:wpg="http://schemas.microsoft.com/office/word/2010/wordprocessingGroup" xmlns:wpi="http://schemas.microsoft.com/office/word/2010/wordprocessingInk" xmlns:wps="http://schemas.microsoft.com/office/word/2010/wordprocessingShape" xmlns:o="urn:schemas-microsoft-com:office:office" xmlns:v="urn:schemas-microsoft-com:vml" xmlns:w10="urn:schemas-microsoft-com:office:word" xmlns:w="http://schemas.openxmlformats.org/wordprocessingml/2006/main" xmlns:w14="http://schemas.microsoft.com/office/word/2010/wordml" xmlns:w15="http://schemas.microsoft.com/office/word/2012/wordml" xmlns:w16cex="http://schemas.microsoft.com/office/word/2018/wordml/cex" xmlns:w16cid="http://schemas.microsoft.com/office/word/2016/wordml/cid" xmlns:w16="http://schemas.microsoft.com/office/word/2018/wordml" xmlns:w16sdtdh="http://schemas.microsoft.com/office/word/2020/wordml/sdtdatahash" xmlns:w16sdtfl="http://schemas.microsoft.com/office/word/2024/wordml/sdtformatlock" xmlns:w16se="http://schemas.microsoft.com/office/word/2015/wordml/symex" xmlns:w16du="http://schemas.microsoft.com/office/word/2023/wordml/word16du" xmlns:wne="http://schemas.microsoft.com/office/word/2006/wordml" mc:Ignorable="w14 w15 w16se w16cid w16 w16cex w16sdtdh w16sdtfl w16du wp14">
   <w:abstractNum w:abstractNumId="0" w15:restartNumberingAfterBreak="0">
     <w:nsid w:val="065F226F"/>
     <w:multiLevelType w:val="hybridMultilevel"/>
@@ -4018,71 +4411,71 @@
       </w:pPr>
     </w:lvl>
   </w:abstractNum>
-  <w:num w:numId="1">
+  <w:num w:numId="1" w16cid:durableId="1427654668">
     <w:abstractNumId w:val="16"/>
   </w:num>
-  <w:num w:numId="2">
+  <w:num w:numId="2" w16cid:durableId="1235242410">
     <w:abstractNumId w:val="8"/>
   </w:num>
-  <w:num w:numId="3">
+  <w:num w:numId="3" w16cid:durableId="208881115">
     <w:abstractNumId w:val="10"/>
   </w:num>
-  <w:num w:numId="4">
+  <w:num w:numId="4" w16cid:durableId="1891382729">
     <w:abstractNumId w:val="7"/>
   </w:num>
-  <w:num w:numId="5">
+  <w:num w:numId="5" w16cid:durableId="181601272">
     <w:abstractNumId w:val="12"/>
   </w:num>
-  <w:num w:numId="6">
+  <w:num w:numId="6" w16cid:durableId="1127578396">
     <w:abstractNumId w:val="5"/>
   </w:num>
-  <w:num w:numId="7">
+  <w:num w:numId="7" w16cid:durableId="753670725">
     <w:abstractNumId w:val="11"/>
   </w:num>
-  <w:num w:numId="8">
+  <w:num w:numId="8" w16cid:durableId="1849559796">
     <w:abstractNumId w:val="19"/>
   </w:num>
-  <w:num w:numId="9">
+  <w:num w:numId="9" w16cid:durableId="49114037">
     <w:abstractNumId w:val="14"/>
   </w:num>
-  <w:num w:numId="10">
+  <w:num w:numId="10" w16cid:durableId="938490126">
     <w:abstractNumId w:val="17"/>
   </w:num>
-  <w:num w:numId="11">
+  <w:num w:numId="11" w16cid:durableId="907229735">
     <w:abstractNumId w:val="18"/>
   </w:num>
-  <w:num w:numId="12">
+  <w:num w:numId="12" w16cid:durableId="1139960799">
     <w:abstractNumId w:val="6"/>
   </w:num>
-  <w:num w:numId="13">
+  <w:num w:numId="13" w16cid:durableId="89013153">
     <w:abstractNumId w:val="1"/>
   </w:num>
-  <w:num w:numId="14">
+  <w:num w:numId="14" w16cid:durableId="1059136898">
     <w:abstractNumId w:val="13"/>
   </w:num>
-  <w:num w:numId="15">
+  <w:num w:numId="15" w16cid:durableId="1008404098">
     <w:abstractNumId w:val="15"/>
   </w:num>
-  <w:num w:numId="16">
+  <w:num w:numId="16" w16cid:durableId="1812166136">
     <w:abstractNumId w:val="4"/>
   </w:num>
-  <w:num w:numId="17">
+  <w:num w:numId="17" w16cid:durableId="528421533">
     <w:abstractNumId w:val="9"/>
   </w:num>
-  <w:num w:numId="18">
+  <w:num w:numId="18" w16cid:durableId="1451893153">
     <w:abstractNumId w:val="2"/>
   </w:num>
-  <w:num w:numId="19">
+  <w:num w:numId="19" w16cid:durableId="74128848">
     <w:abstractNumId w:val="3"/>
   </w:num>
-  <w:num w:numId="20">
+  <w:num w:numId="20" w16cid:durableId="1636523726">
     <w:abstractNumId w:val="0"/>
   </w:num>
 </w:numbering>
 </file>
 
 <file path=word/styles.xml><?xml version="1.0" encoding="utf-8"?>
-<w:styles xmlns:mc="http://schemas.openxmlformats.org/markup-compatibility/2006" xmlns:r="http://schemas.openxmlformats.org/officeDocument/2006/relationships" xmlns:w="http://schemas.openxmlformats.org/wordprocessingml/2006/main" xmlns:w14="http://schemas.microsoft.com/office/word/2010/wordml" xmlns:w15="http://schemas.microsoft.com/office/word/2012/wordml" xmlns:w16cex="http://schemas.microsoft.com/office/word/2018/wordml/cex" xmlns:w16cid="http://schemas.microsoft.com/office/word/2016/wordml/cid" xmlns:w16="http://schemas.microsoft.com/office/word/2018/wordml" xmlns:w16sdtdh="http://schemas.microsoft.com/office/word/2020/wordml/sdtdatahash" xmlns:w16se="http://schemas.microsoft.com/office/word/2015/wordml/symex" mc:Ignorable="w14 w15 w16se w16cid w16 w16cex w16sdtdh">
+<w:styles xmlns:mc="http://schemas.openxmlformats.org/markup-compatibility/2006" xmlns:r="http://schemas.openxmlformats.org/officeDocument/2006/relationships" xmlns:w="http://schemas.openxmlformats.org/wordprocessingml/2006/main" xmlns:w14="http://schemas.microsoft.com/office/word/2010/wordml" xmlns:w15="http://schemas.microsoft.com/office/word/2012/wordml" xmlns:w16cex="http://schemas.microsoft.com/office/word/2018/wordml/cex" xmlns:w16cid="http://schemas.microsoft.com/office/word/2016/wordml/cid" xmlns:w16="http://schemas.microsoft.com/office/word/2018/wordml" xmlns:w16sdtdh="http://schemas.microsoft.com/office/word/2020/wordml/sdtdatahash" xmlns:w16sdtfl="http://schemas.microsoft.com/office/word/2024/wordml/sdtformatlock" xmlns:w16se="http://schemas.microsoft.com/office/word/2015/wordml/symex" xmlns:w16du="http://schemas.microsoft.com/office/word/2023/wordml/word16du" mc:Ignorable="w14 w15 w16se w16cid w16 w16cex w16sdtdh w16sdtfl w16du">
   <w:docDefaults>
     <w:rPrDefault>
       <w:rPr>
